--- a/docs/Habitflow Project Marking Criteria.docx
+++ b/docs/Habitflow Project Marking Criteria.docx
@@ -2711,6 +2711,7 @@
   <w:style w:type="character" w:default="1" w:styleId="DefaultParagraphFont">
     <w:name w:val="Default Paragraph Font"/>
     <w:uiPriority w:val="1"/>
+    <w:semiHidden/>
     <w:unhideWhenUsed/>
   </w:style>
   <w:style w:type="table" w:default="1" w:styleId="TableNormal">
